--- a/for wordpress/Terms and Conditions.docx
+++ b/for wordpress/Terms and Conditions.docx
@@ -82,7 +82,17 @@
           <w:szCs w:val="24"/>
           <w:lang w:val="en-US" w:eastAsia="ru-RU"/>
         </w:rPr>
-        <w:t>20</w:t>
+        <w:t>2</w:t>
+      </w:r>
+      <w:r>
+        <w:rPr>
+          <w:rFonts w:ascii="Times New Roman" w:eastAsia="Times New Roman" w:hAnsi="Times New Roman" w:cs="Times New Roman"/>
+          <w:color w:val="000000"/>
+          <w:sz w:val="24"/>
+          <w:szCs w:val="24"/>
+          <w:lang w:val="en-US" w:eastAsia="ru-RU"/>
+        </w:rPr>
+        <w:t>7</w:t>
       </w:r>
       <w:r>
         <w:rPr>
@@ -933,6 +943,19 @@
           <w:color w:val="000000"/>
           <w:sz w:val="24"/>
           <w:szCs w:val="24"/>
+          <w:lang w:eastAsia="ru-RU"/>
+        </w:rPr>
+      </w:pPr>
+    </w:p>
+    <w:p>
+      <w:pPr>
+        <w:shd w:val="clear" w:color="auto" w:fill="FFFFFF"/>
+        <w:spacing w:before="100" w:beforeAutospacing="1" w:after="100" w:afterAutospacing="1" w:line="240" w:lineRule="auto"/>
+        <w:rPr>
+          <w:rFonts w:ascii="Times New Roman" w:eastAsia="Times New Roman" w:hAnsi="Times New Roman" w:cs="Times New Roman"/>
+          <w:color w:val="000000"/>
+          <w:sz w:val="24"/>
+          <w:szCs w:val="24"/>
           <w:lang w:val="en-US" w:eastAsia="ru-RU"/>
         </w:rPr>
       </w:pPr>
@@ -1014,8 +1037,177 @@
           <w:szCs w:val="24"/>
           <w:lang w:val="en-US" w:eastAsia="ru-RU"/>
         </w:rPr>
-        <w:t>Your access to and use of the Service is also conditioned on Your acceptance of and compliance with the Privacy Policy of the Company. Our Privacy Policy describes Our policies and procedures on the collection, use and disclosure of Your personal information when You use the Application or the Website and tells You about Your privacy rights and how the law protects You. Please read Our Privacy Policy carefully before using Our Service.</w:t>
-      </w:r>
+        <w:t xml:space="preserve">Your access to and use of the Service is also conditioned on Your acceptance of and compliance with the Privacy Policy of the Company. Our Privacy Policy describes Our policies and procedures on the collection, use and disclosure of Your personal information when You use the Application or the Website and tells You about Your privacy rights and how the law protects </w:t>
+      </w:r>
+      <w:r>
+        <w:rPr>
+          <w:rFonts w:ascii="Times New Roman" w:eastAsia="Times New Roman" w:hAnsi="Times New Roman" w:cs="Times New Roman"/>
+          <w:color w:val="000000"/>
+          <w:sz w:val="24"/>
+          <w:szCs w:val="24"/>
+          <w:lang w:val="en-US" w:eastAsia="ru-RU"/>
+        </w:rPr>
+        <w:t>You. Please read Our Privacy Policy carefully before using Our Service.</w:t>
+      </w:r>
+    </w:p>
+    <w:p>
+      <w:pPr>
+        <w:shd w:val="clear" w:color="auto" w:fill="FFFFFF"/>
+        <w:spacing w:before="100" w:beforeAutospacing="1" w:after="100" w:afterAutospacing="1" w:line="240" w:lineRule="auto"/>
+        <w:rPr>
+          <w:rFonts w:ascii="Times New Roman" w:eastAsia="Times New Roman" w:hAnsi="Times New Roman" w:cs="Times New Roman"/>
+          <w:color w:val="000000"/>
+          <w:sz w:val="24"/>
+          <w:szCs w:val="24"/>
+          <w:lang w:val="en-US" w:eastAsia="ru-RU"/>
+        </w:rPr>
+      </w:pPr>
+      <w:r>
+        <w:rPr>
+          <w:rFonts w:ascii="Times New Roman" w:eastAsia="Times New Roman" w:hAnsi="Times New Roman" w:cs="Times New Roman"/>
+          <w:color w:val="000000"/>
+          <w:sz w:val="24"/>
+          <w:szCs w:val="24"/>
+          <w:lang w:val="en-US" w:eastAsia="ru-RU"/>
+        </w:rPr>
+        <w:t>All information presented on the Website is for informational purposes only, does not constitute a public offer, and is not legally binding unless expressly stated otherwise.</w:t>
+      </w:r>
+      <w:r>
+        <w:rPr>
+          <w:rFonts w:ascii="Times New Roman" w:eastAsia="Times New Roman" w:hAnsi="Times New Roman" w:cs="Times New Roman"/>
+          <w:color w:val="000000"/>
+          <w:sz w:val="24"/>
+          <w:szCs w:val="24"/>
+          <w:lang w:val="en-US" w:eastAsia="ru-RU"/>
+        </w:rPr>
+        <w:t xml:space="preserve"> </w:t>
+      </w:r>
+    </w:p>
+    <w:p>
+      <w:pPr>
+        <w:shd w:val="clear" w:color="auto" w:fill="FFFFFF"/>
+        <w:spacing w:before="100" w:beforeAutospacing="1" w:after="100" w:afterAutospacing="1" w:line="240" w:lineRule="auto"/>
+        <w:rPr>
+          <w:rFonts w:ascii="Times New Roman" w:eastAsia="Times New Roman" w:hAnsi="Times New Roman" w:cs="Times New Roman"/>
+          <w:color w:val="000000"/>
+          <w:sz w:val="24"/>
+          <w:szCs w:val="24"/>
+          <w:lang w:val="en-US" w:eastAsia="ru-RU"/>
+        </w:rPr>
+      </w:pPr>
+      <w:r>
+        <w:rPr>
+          <w:rFonts w:ascii="Times New Roman" w:eastAsia="Times New Roman" w:hAnsi="Times New Roman" w:cs="Times New Roman"/>
+          <w:color w:val="000000"/>
+          <w:sz w:val="24"/>
+          <w:szCs w:val="24"/>
+          <w:lang w:val="en-US" w:eastAsia="ru-RU"/>
+        </w:rPr>
+        <w:t>You</w:t>
+      </w:r>
+      <w:r>
+        <w:rPr>
+          <w:rFonts w:ascii="Times New Roman" w:eastAsia="Times New Roman" w:hAnsi="Times New Roman" w:cs="Times New Roman"/>
+          <w:color w:val="000000"/>
+          <w:sz w:val="24"/>
+          <w:szCs w:val="24"/>
+          <w:lang w:val="en-US" w:eastAsia="ru-RU"/>
+        </w:rPr>
+        <w:t xml:space="preserve"> have the opportunity to </w:t>
+      </w:r>
+      <w:r>
+        <w:rPr>
+          <w:rFonts w:ascii="Times New Roman" w:eastAsia="Times New Roman" w:hAnsi="Times New Roman" w:cs="Times New Roman"/>
+          <w:color w:val="000000"/>
+          <w:sz w:val="24"/>
+          <w:szCs w:val="24"/>
+          <w:lang w:val="en-US" w:eastAsia="ru-RU"/>
+        </w:rPr>
+        <w:t>order</w:t>
+      </w:r>
+      <w:r>
+        <w:rPr>
+          <w:rFonts w:ascii="Times New Roman" w:eastAsia="Times New Roman" w:hAnsi="Times New Roman" w:cs="Times New Roman"/>
+          <w:color w:val="000000"/>
+          <w:sz w:val="24"/>
+          <w:szCs w:val="24"/>
+          <w:lang w:val="en-US" w:eastAsia="ru-RU"/>
+        </w:rPr>
+        <w:t xml:space="preserve"> </w:t>
+      </w:r>
+      <w:r>
+        <w:rPr>
+          <w:rFonts w:ascii="Times New Roman" w:eastAsia="Times New Roman" w:hAnsi="Times New Roman" w:cs="Times New Roman"/>
+          <w:color w:val="000000"/>
+          <w:sz w:val="24"/>
+          <w:szCs w:val="24"/>
+          <w:lang w:val="en-US" w:eastAsia="ru-RU"/>
+        </w:rPr>
+        <w:t>s</w:t>
+      </w:r>
+      <w:r>
+        <w:rPr>
+          <w:rFonts w:ascii="Times New Roman" w:eastAsia="Times New Roman" w:hAnsi="Times New Roman" w:cs="Times New Roman"/>
+          <w:color w:val="000000"/>
+          <w:sz w:val="24"/>
+          <w:szCs w:val="24"/>
+          <w:lang w:val="en-US" w:eastAsia="ru-RU"/>
+        </w:rPr>
+        <w:t>ervice</w:t>
+      </w:r>
+      <w:r>
+        <w:rPr>
+          <w:rFonts w:ascii="Times New Roman" w:eastAsia="Times New Roman" w:hAnsi="Times New Roman" w:cs="Times New Roman"/>
+          <w:color w:val="000000"/>
+          <w:sz w:val="24"/>
+          <w:szCs w:val="24"/>
+          <w:lang w:val="en-US" w:eastAsia="ru-RU"/>
+        </w:rPr>
+        <w:t>s on our Website</w:t>
+      </w:r>
+      <w:r>
+        <w:rPr>
+          <w:rFonts w:ascii="Times New Roman" w:eastAsia="Times New Roman" w:hAnsi="Times New Roman" w:cs="Times New Roman"/>
+          <w:color w:val="000000"/>
+          <w:sz w:val="24"/>
+          <w:szCs w:val="24"/>
+          <w:lang w:val="en-US" w:eastAsia="ru-RU"/>
+        </w:rPr>
+        <w:t>. The details regarding the description of</w:t>
+      </w:r>
+      <w:r>
+        <w:rPr>
+          <w:rFonts w:ascii="Times New Roman" w:eastAsia="Times New Roman" w:hAnsi="Times New Roman" w:cs="Times New Roman"/>
+          <w:color w:val="000000"/>
+          <w:sz w:val="24"/>
+          <w:szCs w:val="24"/>
+          <w:lang w:val="en-US" w:eastAsia="ru-RU"/>
+        </w:rPr>
+        <w:t xml:space="preserve"> services</w:t>
+      </w:r>
+      <w:r>
+        <w:rPr>
+          <w:rFonts w:ascii="Times New Roman" w:eastAsia="Times New Roman" w:hAnsi="Times New Roman" w:cs="Times New Roman"/>
+          <w:color w:val="000000"/>
+          <w:sz w:val="24"/>
+          <w:szCs w:val="24"/>
+          <w:lang w:val="en-US" w:eastAsia="ru-RU"/>
+        </w:rPr>
+        <w:t>, as well as the rules for its acquisition and payment, are outlined in the Terms of Admission.</w:t>
+      </w:r>
+    </w:p>
+    <w:p>
+      <w:pPr>
+        <w:shd w:val="clear" w:color="auto" w:fill="FFFFFF"/>
+        <w:spacing w:before="100" w:beforeAutospacing="1" w:after="100" w:afterAutospacing="1" w:line="240" w:lineRule="auto"/>
+        <w:rPr>
+          <w:rFonts w:ascii="Times New Roman" w:eastAsia="Times New Roman" w:hAnsi="Times New Roman" w:cs="Times New Roman"/>
+          <w:color w:val="000000"/>
+          <w:sz w:val="24"/>
+          <w:szCs w:val="24"/>
+          <w:lang w:val="en-US" w:eastAsia="ru-RU"/>
+        </w:rPr>
+      </w:pPr>
     </w:p>
     <w:p>
       <w:pPr>
@@ -1326,6 +1518,7 @@
           <w:szCs w:val="24"/>
           <w:lang w:val="en-US" w:eastAsia="ru-RU"/>
         </w:rPr>
+        <w:lastRenderedPageBreak/>
         <w:t xml:space="preserve">No </w:t>
       </w:r>
       <w:proofErr w:type="spellStart"/>
@@ -1348,7 +1541,27 @@
           <w:szCs w:val="24"/>
           <w:lang w:val="en-US" w:eastAsia="ru-RU"/>
         </w:rPr>
-        <w:t xml:space="preserve"> is granted to you within these Terms and Conditions that allows you to use any trademark or any other intellectual property rights of the Company. Trademarks and logos used on the Service are the sole property of their respective owners and are protected by law.</w:t>
+        <w:t xml:space="preserve"> is granted to you within these Terms and Conditions that allows you to use any intellectual property rights of the Company. </w:t>
+      </w:r>
+      <w:r>
+        <w:rPr>
+          <w:rFonts w:ascii="Times New Roman" w:eastAsia="Times New Roman" w:hAnsi="Times New Roman" w:cs="Times New Roman"/>
+          <w:color w:val="000000"/>
+          <w:sz w:val="24"/>
+          <w:szCs w:val="24"/>
+          <w:lang w:val="en-US" w:eastAsia="ru-RU"/>
+        </w:rPr>
+        <w:t>Logos and any other intellectual property</w:t>
+      </w:r>
+      <w:r>
+        <w:rPr>
+          <w:rFonts w:ascii="Times New Roman" w:eastAsia="Times New Roman" w:hAnsi="Times New Roman" w:cs="Times New Roman"/>
+          <w:color w:val="000000"/>
+          <w:sz w:val="24"/>
+          <w:szCs w:val="24"/>
+          <w:lang w:val="en-US" w:eastAsia="ru-RU"/>
+        </w:rPr>
+        <w:t xml:space="preserve"> used on the Service are the sole property of their respective owners and are protected by law.</w:t>
       </w:r>
     </w:p>
     <w:p>
@@ -1419,31 +1632,82 @@
           <w:szCs w:val="48"/>
           <w:lang w:val="en-US" w:eastAsia="ru-RU"/>
         </w:rPr>
-        <w:lastRenderedPageBreak/>
         <w:t>Links to Other Websites</w:t>
       </w:r>
-    </w:p>
-    <w:p>
-      <w:pPr>
-        <w:shd w:val="clear" w:color="auto" w:fill="FFFFFF"/>
-        <w:spacing w:before="100" w:beforeAutospacing="1" w:after="100" w:afterAutospacing="1" w:line="240" w:lineRule="auto"/>
-        <w:rPr>
-          <w:rFonts w:ascii="Times New Roman" w:eastAsia="Times New Roman" w:hAnsi="Times New Roman" w:cs="Times New Roman"/>
-          <w:color w:val="000000"/>
-          <w:sz w:val="24"/>
-          <w:szCs w:val="24"/>
-          <w:lang w:val="en-US" w:eastAsia="ru-RU"/>
-        </w:rPr>
-      </w:pPr>
-      <w:r>
-        <w:rPr>
-          <w:rFonts w:ascii="Times New Roman" w:eastAsia="Times New Roman" w:hAnsi="Times New Roman" w:cs="Times New Roman"/>
-          <w:color w:val="000000"/>
-          <w:sz w:val="24"/>
-          <w:szCs w:val="24"/>
-          <w:lang w:val="en-US" w:eastAsia="ru-RU"/>
-        </w:rPr>
-        <w:t>Our Service may contain links to third-party web sites or services that are not owned or controlled by the Company.</w:t>
+      <w:r>
+        <w:rPr>
+          <w:rFonts w:ascii="Times New Roman" w:eastAsia="Times New Roman" w:hAnsi="Times New Roman" w:cs="Times New Roman"/>
+          <w:b/>
+          <w:bCs/>
+          <w:color w:val="000000"/>
+          <w:sz w:val="48"/>
+          <w:szCs w:val="48"/>
+          <w:lang w:val="en-US" w:eastAsia="ru-RU"/>
+        </w:rPr>
+        <w:t xml:space="preserve"> and Services</w:t>
+      </w:r>
+    </w:p>
+    <w:p>
+      <w:pPr>
+        <w:shd w:val="clear" w:color="auto" w:fill="FFFFFF"/>
+        <w:spacing w:before="100" w:beforeAutospacing="1" w:after="100" w:afterAutospacing="1" w:line="240" w:lineRule="auto"/>
+        <w:rPr>
+          <w:rFonts w:ascii="Times New Roman" w:eastAsia="Times New Roman" w:hAnsi="Times New Roman" w:cs="Times New Roman"/>
+          <w:color w:val="000000"/>
+          <w:sz w:val="24"/>
+          <w:szCs w:val="24"/>
+          <w:lang w:val="en-US" w:eastAsia="ru-RU"/>
+        </w:rPr>
+      </w:pPr>
+      <w:r>
+        <w:rPr>
+          <w:rFonts w:ascii="Times New Roman" w:eastAsia="Times New Roman" w:hAnsi="Times New Roman" w:cs="Times New Roman"/>
+          <w:color w:val="000000"/>
+          <w:sz w:val="24"/>
+          <w:szCs w:val="24"/>
+          <w:lang w:val="en-US" w:eastAsia="ru-RU"/>
+        </w:rPr>
+        <w:t>Our Service may contain links to third-party web sites or services</w:t>
+      </w:r>
+      <w:r>
+        <w:rPr>
+          <w:rFonts w:ascii="Times New Roman" w:eastAsia="Times New Roman" w:hAnsi="Times New Roman" w:cs="Times New Roman"/>
+          <w:color w:val="000000"/>
+          <w:sz w:val="24"/>
+          <w:szCs w:val="24"/>
+          <w:lang w:val="en-US" w:eastAsia="ru-RU"/>
+        </w:rPr>
+        <w:t>,</w:t>
+      </w:r>
+      <w:r>
+        <w:rPr>
+          <w:rFonts w:ascii="Times New Roman" w:eastAsia="Times New Roman" w:hAnsi="Times New Roman" w:cs="Times New Roman"/>
+          <w:color w:val="000000"/>
+          <w:sz w:val="24"/>
+          <w:szCs w:val="24"/>
+          <w:lang w:val="en-US" w:eastAsia="ru-RU"/>
+        </w:rPr>
+        <w:t xml:space="preserve"> </w:t>
+      </w:r>
+      <w:r>
+        <w:rPr>
+          <w:rFonts w:ascii="Times New Roman" w:eastAsia="Times New Roman" w:hAnsi="Times New Roman" w:cs="Times New Roman"/>
+          <w:color w:val="000000"/>
+          <w:sz w:val="24"/>
+          <w:szCs w:val="24"/>
+          <w:lang w:val="en-US" w:eastAsia="ru-RU"/>
+        </w:rPr>
+        <w:t xml:space="preserve">including but not limited to Telegram, </w:t>
+      </w:r>
+      <w:r>
+        <w:rPr>
+          <w:rFonts w:ascii="Times New Roman" w:eastAsia="Times New Roman" w:hAnsi="Times New Roman" w:cs="Times New Roman"/>
+          <w:color w:val="000000"/>
+          <w:sz w:val="24"/>
+          <w:szCs w:val="24"/>
+          <w:lang w:val="en-US" w:eastAsia="ru-RU"/>
+        </w:rPr>
+        <w:t>that are not owned or controlled by the Company.</w:t>
       </w:r>
     </w:p>
     <w:p>
@@ -1488,7 +1752,19 @@
           <w:szCs w:val="24"/>
           <w:lang w:val="en-US" w:eastAsia="ru-RU"/>
         </w:rPr>
-        <w:t xml:space="preserve"> web sites or services. You further acknowledge and agree that the Company shall not be responsible or liable, directly or indirectly, for any damage or loss caused or alleged to be caused by or in connection with the use of or reliance on any such content, goods or services available on or through any such web sites or services.</w:t>
+        <w:t xml:space="preserve"> web sites or services. You further acknowledge and agree that the Company shall not be responsible or liable, directly or indirectly, for any damage or loss caused or alleged to be caused by or in connection with the use of or reliance on any such content, goods or services available on or through any such</w:t>
+      </w:r>
+      <w:bookmarkStart w:id="0" w:name="_GoBack"/>
+      <w:bookmarkEnd w:id="0"/>
+      <w:r>
+        <w:rPr>
+          <w:rFonts w:ascii="Times New Roman" w:eastAsia="Times New Roman" w:hAnsi="Times New Roman" w:cs="Times New Roman"/>
+          <w:color w:val="000000"/>
+          <w:sz w:val="24"/>
+          <w:szCs w:val="24"/>
+          <w:lang w:val="en-US" w:eastAsia="ru-RU"/>
+        </w:rPr>
+        <w:t xml:space="preserve"> web sites or services.</w:t>
       </w:r>
     </w:p>
     <w:p>
@@ -1797,6 +2073,7 @@
           <w:szCs w:val="24"/>
           <w:lang w:val="en-US" w:eastAsia="ru-RU"/>
         </w:rPr>
+        <w:lastRenderedPageBreak/>
         <w:t xml:space="preserve">Under no circumstances will </w:t>
       </w:r>
       <w:r>
@@ -1888,18 +2165,7 @@
           <w:szCs w:val="24"/>
           <w:lang w:val="en-US" w:eastAsia="ru-RU"/>
         </w:rPr>
-        <w:t xml:space="preserve">The Service is provided to You "AS IS" and "AS AVAILABLE" and with all faults and defects without warranty of any kind. To the maximum extent permitted under applicable law, the Company, on its own behalf and on behalf of its Affiliates and its and their respective licensors </w:t>
-      </w:r>
-      <w:r>
-        <w:rPr>
-          <w:rFonts w:ascii="Times New Roman" w:eastAsia="Times New Roman" w:hAnsi="Times New Roman" w:cs="Times New Roman"/>
-          <w:color w:val="000000"/>
-          <w:sz w:val="24"/>
-          <w:szCs w:val="24"/>
-          <w:lang w:val="en-US" w:eastAsia="ru-RU"/>
-        </w:rPr>
-        <w:lastRenderedPageBreak/>
-        <w:t>and service providers, expressly disclaims all warranties, whether express, implied, statutory or otherwise, with respect to the Service, including all implied warranties of merchantability, fitness for a particular purpose, title and non-infringement, and warranties that may arise out of course of dealing, course of performance, usage or trade practice. Without limitation to the foregoing, the Company provides no warranty or undertaking, and makes no representation of any kind that the Service will meet Your requirements, achieve any intended results, be compatible or work with any other software, applications, systems or services, operate without interruption, meet any performance or reliability standards or be error free or that any errors or defects can or will be corrected.</w:t>
+        <w:t>The Service is provided to You "AS IS" and "AS AVAILABLE" and with all faults and defects without warranty of any kind. To the maximum extent permitted under applicable law, the Company, on its own behalf and on behalf of its Affiliates and its and their respective licensors and service providers, expressly disclaims all warranties, whether express, implied, statutory or otherwise, with respect to the Service, including all implied warranties of merchantability, fitness for a particular purpose, title and non-infringement, and warranties that may arise out of course of dealing, course of performance, usage or trade practice. Without limitation to the foregoing, the Company provides no warranty or undertaking, and makes no representation of any kind that the Service will meet Your requirements, achieve any intended results, be compatible or work with any other software, applications, systems or services, operate without interruption, meet any performance or reliability standards or be error free or that any errors or defects can or will be corrected.</w:t>
       </w:r>
     </w:p>
     <w:p>
@@ -2142,6 +2408,7 @@
           <w:szCs w:val="24"/>
           <w:lang w:val="en-US" w:eastAsia="ru-RU"/>
         </w:rPr>
+        <w:lastRenderedPageBreak/>
         <w:t>If You are a European Union consumer, you will benefit from any mandatory provisions of the law of the country in which you are resident in.</w:t>
       </w:r>
     </w:p>
@@ -2243,7 +2510,6 @@
           <w:szCs w:val="48"/>
           <w:lang w:val="en-US" w:eastAsia="ru-RU"/>
         </w:rPr>
-        <w:lastRenderedPageBreak/>
         <w:t>Severability and Waiver</w:t>
       </w:r>
     </w:p>
@@ -2566,6 +2832,7 @@
           <w:szCs w:val="24"/>
           <w:lang w:val="en-US" w:eastAsia="ru-RU"/>
         </w:rPr>
+        <w:lastRenderedPageBreak/>
         <w:t xml:space="preserve">If you have any questions about these Terms and Conditions, </w:t>
       </w:r>
       <w:proofErr w:type="gramStart"/>
@@ -2713,8 +2980,6 @@
         </w:rPr>
         <w:t>.</w:t>
       </w:r>
-      <w:bookmarkStart w:id="0" w:name="_GoBack"/>
-      <w:bookmarkEnd w:id="0"/>
     </w:p>
     <w:p>
       <w:pPr>
